--- a/臺灣登山申請一站式服務網.docx
+++ b/臺灣登山申請一站式服務網.docx
@@ -21,17 +21,7 @@
           <w:sz w:val="32"/>
           <w:szCs w:val="36"/>
         </w:rPr>
-        <w:t>「</w:t>
-      </w:r>
-      <w:r>
-        <w:rPr>
-          <w:rFonts w:ascii="微軟正黑體" w:eastAsia="微軟正黑體" w:hAnsi="微軟正黑體" w:hint="eastAsia"/>
-          <w:b/>
-          <w:bCs/>
-          <w:sz w:val="32"/>
-          <w:szCs w:val="36"/>
-        </w:rPr>
-        <w:t>臺灣登山申請一站式服務網」優化方案</w:t>
+        <w:t>「臺灣登山申請一站式服務網」優化方案</w:t>
       </w:r>
     </w:p>
     <w:p>
@@ -44,12 +34,14 @@
         </w:rPr>
         <w:t>前</w:t>
       </w:r>
+      <w:proofErr w:type="gramStart"/>
       <w:r>
         <w:rPr>
           <w:rFonts w:hint="eastAsia"/>
         </w:rPr>
         <w:t>臺</w:t>
       </w:r>
+      <w:proofErr w:type="gramEnd"/>
     </w:p>
     <w:p>
       <w:pPr>
@@ -59,40 +51,54 @@
         <w:rPr>
           <w:rFonts w:hint="eastAsia"/>
         </w:rPr>
-        <w:t>首頁</w:t>
+        <w:t>功能列</w:t>
       </w:r>
     </w:p>
     <w:p>
       <w:pPr>
+        <w:pStyle w:val="3"/>
+      </w:pPr>
+      <w:r>
+        <w:rPr>
+          <w:rFonts w:hint="eastAsia"/>
+        </w:rPr>
+        <w:t>將</w:t>
+      </w:r>
+      <w:proofErr w:type="gramStart"/>
+      <w:r>
+        <w:rPr>
+          <w:rFonts w:hint="eastAsia"/>
+        </w:rPr>
+        <w:t>有子項之</w:t>
+      </w:r>
+      <w:proofErr w:type="gramEnd"/>
+      <w:r>
+        <w:rPr>
+          <w:rFonts w:hint="eastAsia"/>
+        </w:rPr>
+        <w:t>功能列標示</w:t>
+      </w:r>
+      <w:r>
+        <w:rPr>
+          <w:rFonts w:hint="eastAsia"/>
+        </w:rPr>
+        <w:t>開關符號，明確區分有無子項</w:t>
+      </w:r>
+    </w:p>
+    <w:p>
+      <w:pPr>
         <w:pStyle w:val="21"/>
         <w:ind w:left="240" w:firstLine="480"/>
-        <w:rPr>
-          <w:rFonts w:hint="eastAsia"/>
-          <w:szCs w:val="32"/>
-        </w:rPr>
-      </w:pPr>
-      <w:r>
-        <w:rPr>
-          <w:rFonts w:hint="eastAsia"/>
-          <w:szCs w:val="32"/>
-        </w:rPr>
-        <w:t>改版方案：</w:t>
-      </w:r>
-    </w:p>
-    <w:p>
-      <w:pPr>
-        <w:pStyle w:val="21"/>
-        <w:ind w:left="240" w:firstLine="480"/>
       </w:pPr>
       <w:r>
         <w:rPr>
           <w:noProof/>
         </w:rPr>
         <w:drawing>
-          <wp:inline distT="0" distB="0" distL="0" distR="0" wp14:anchorId="60CB6568" wp14:editId="160BB222">
-            <wp:extent cx="5274310" cy="2961005"/>
-            <wp:effectExtent l="0" t="0" r="2540" b="0"/>
-            <wp:docPr id="1690281551" name="圖片 1"/>
+          <wp:inline distT="0" distB="0" distL="0" distR="0" wp14:anchorId="01176FC1" wp14:editId="0808265B">
+            <wp:extent cx="5274310" cy="299085"/>
+            <wp:effectExtent l="0" t="0" r="2540" b="5715"/>
+            <wp:docPr id="1810633841" name="圖片 1"/>
             <wp:cNvGraphicFramePr>
               <a:graphicFrameLocks xmlns:a="http://schemas.openxmlformats.org/drawingml/2006/main" noChangeAspect="1"/>
             </wp:cNvGraphicFramePr>
@@ -100,11 +106,109 @@
               <a:graphicData uri="http://schemas.openxmlformats.org/drawingml/2006/picture">
                 <pic:pic xmlns:pic="http://schemas.openxmlformats.org/drawingml/2006/picture">
                   <pic:nvPicPr>
-                    <pic:cNvPr id="1690281551" name=""/>
+                    <pic:cNvPr id="1810633841" name=""/>
                     <pic:cNvPicPr/>
                   </pic:nvPicPr>
                   <pic:blipFill>
                     <a:blip r:embed="rId5"/>
+                    <a:stretch>
+                      <a:fillRect/>
+                    </a:stretch>
+                  </pic:blipFill>
+                  <pic:spPr>
+                    <a:xfrm>
+                      <a:off x="0" y="0"/>
+                      <a:ext cx="5274310" cy="299085"/>
+                    </a:xfrm>
+                    <a:prstGeom prst="rect">
+                      <a:avLst/>
+                    </a:prstGeom>
+                  </pic:spPr>
+                </pic:pic>
+              </a:graphicData>
+            </a:graphic>
+          </wp:inline>
+        </w:drawing>
+      </w:r>
+    </w:p>
+    <w:p>
+      <w:pPr>
+        <w:pStyle w:val="2"/>
+      </w:pPr>
+      <w:r>
+        <w:rPr>
+          <w:rFonts w:hint="eastAsia"/>
+        </w:rPr>
+        <w:t>首頁</w:t>
+      </w:r>
+    </w:p>
+    <w:p>
+      <w:pPr>
+        <w:pStyle w:val="3"/>
+        <w:numPr>
+          <w:ilvl w:val="0"/>
+          <w:numId w:val="6"/>
+        </w:numPr>
+      </w:pPr>
+      <w:r>
+        <w:rPr>
+          <w:rFonts w:hint="eastAsia"/>
+        </w:rPr>
+        <w:t>保留原有申請區塊，將</w:t>
+      </w:r>
+      <w:r>
+        <w:rPr>
+          <w:rFonts w:hint="eastAsia"/>
+        </w:rPr>
+        <w:t>最新公告移到下方</w:t>
+      </w:r>
+      <w:r>
+        <w:rPr>
+          <w:rFonts w:hint="eastAsia"/>
+        </w:rPr>
+        <w:t>，將搜尋路線、快速申請入口提到上方，申請</w:t>
+      </w:r>
+      <w:proofErr w:type="gramStart"/>
+      <w:r>
+        <w:rPr>
+          <w:rFonts w:hint="eastAsia"/>
+        </w:rPr>
+        <w:t>區塊旁</w:t>
+      </w:r>
+      <w:proofErr w:type="gramEnd"/>
+      <w:r>
+        <w:rPr>
+          <w:rFonts w:hint="eastAsia"/>
+        </w:rPr>
+        <w:t>。</w:t>
+      </w:r>
+    </w:p>
+    <w:p>
+      <w:pPr>
+        <w:pStyle w:val="21"/>
+        <w:ind w:left="240" w:firstLine="480"/>
+      </w:pPr>
+      <w:r>
+        <w:rPr>
+          <w:noProof/>
+        </w:rPr>
+        <w:drawing>
+          <wp:inline distT="0" distB="0" distL="0" distR="0" wp14:anchorId="0EF7EA4E" wp14:editId="19AB8382">
+            <wp:extent cx="5274310" cy="2961005"/>
+            <wp:effectExtent l="0" t="0" r="2540" b="0"/>
+            <wp:docPr id="1490470620" name="圖片 1"/>
+            <wp:cNvGraphicFramePr>
+              <a:graphicFrameLocks xmlns:a="http://schemas.openxmlformats.org/drawingml/2006/main" noChangeAspect="1"/>
+            </wp:cNvGraphicFramePr>
+            <a:graphic xmlns:a="http://schemas.openxmlformats.org/drawingml/2006/main">
+              <a:graphicData uri="http://schemas.openxmlformats.org/drawingml/2006/picture">
+                <pic:pic xmlns:pic="http://schemas.openxmlformats.org/drawingml/2006/picture">
+                  <pic:nvPicPr>
+                    <pic:cNvPr id="1490470620" name=""/>
+                    <pic:cNvPicPr/>
+                  </pic:nvPicPr>
+                  <pic:blipFill>
+                    <a:blip r:embed="rId6"/>
                     <a:stretch>
                       <a:fillRect/>
                     </a:stretch>
@@ -127,23 +231,135 @@
     </w:p>
     <w:p>
       <w:pPr>
-        <w:pStyle w:val="21"/>
-        <w:ind w:left="240" w:firstLine="480"/>
-        <w:rPr>
-          <w:rFonts w:hint="eastAsia"/>
-        </w:rPr>
-      </w:pPr>
+        <w:pStyle w:val="3"/>
+      </w:pPr>
+      <w:proofErr w:type="gramStart"/>
+      <w:r>
+        <w:rPr>
+          <w:rFonts w:hint="eastAsia"/>
+        </w:rPr>
+        <w:t>移除</w:t>
+      </w:r>
+      <w:r>
+        <w:rPr>
+          <w:rFonts w:hint="eastAsia"/>
+        </w:rPr>
+        <w:t>山域事故</w:t>
+      </w:r>
+      <w:proofErr w:type="gramEnd"/>
+      <w:r>
+        <w:rPr>
+          <w:rFonts w:hint="eastAsia"/>
+        </w:rPr>
+        <w:t>統計儀表板</w:t>
+      </w:r>
+      <w:r>
+        <w:rPr>
+          <w:rFonts w:hint="eastAsia"/>
+        </w:rPr>
+        <w:t>(</w:t>
+      </w:r>
+      <w:r>
+        <w:rPr>
+          <w:rFonts w:hint="eastAsia"/>
+        </w:rPr>
+        <w:t>近五年</w:t>
+      </w:r>
+      <w:r>
+        <w:rPr>
+          <w:rFonts w:hint="eastAsia"/>
+        </w:rPr>
+        <w:t>)</w:t>
+      </w:r>
+      <w:r>
+        <w:rPr>
+          <w:rFonts w:hint="eastAsia"/>
+        </w:rPr>
+        <w:t>，</w:t>
+      </w:r>
+      <w:r>
+        <w:rPr>
+          <w:rFonts w:hint="eastAsia"/>
+        </w:rPr>
+        <w:t>放回</w:t>
+      </w:r>
+      <w:r>
+        <w:rPr>
+          <w:rFonts w:hint="eastAsia"/>
+        </w:rPr>
+        <w:t>功能項。</w:t>
+      </w:r>
     </w:p>
     <w:p>
       <w:pPr>
+        <w:pStyle w:val="3"/>
+      </w:pPr>
+      <w:r>
+        <w:rPr>
+          <w:rFonts w:hint="eastAsia"/>
+        </w:rPr>
+        <w:t>建議新增申請流程</w:t>
+      </w:r>
+      <w:r>
+        <w:rPr>
+          <w:rFonts w:hint="eastAsia"/>
+        </w:rPr>
+        <w:t>、常見問題</w:t>
+      </w:r>
+      <w:r>
+        <w:rPr>
+          <w:rFonts w:hint="eastAsia"/>
+        </w:rPr>
+        <w:t>區塊</w:t>
+      </w:r>
+      <w:r>
+        <w:rPr>
+          <w:rFonts w:hint="eastAsia"/>
+        </w:rPr>
+        <w:t>，給初次接觸的新手</w:t>
+      </w:r>
+    </w:p>
+    <w:p>
+      <w:pPr>
+        <w:pStyle w:val="2"/>
+      </w:pPr>
+      <w:r>
+        <w:rPr>
+          <w:rFonts w:hint="eastAsia"/>
+        </w:rPr>
+        <w:t>申請</w:t>
+      </w:r>
+    </w:p>
+    <w:p>
+      <w:pPr>
+        <w:pStyle w:val="3"/>
+        <w:numPr>
+          <w:ilvl w:val="0"/>
+          <w:numId w:val="7"/>
+        </w:numPr>
+        <w:rPr>
+          <w:rFonts w:hint="eastAsia"/>
+        </w:rPr>
+      </w:pPr>
+    </w:p>
+    <w:p>
+      <w:pPr>
         <w:pStyle w:val="1"/>
       </w:pPr>
       <w:r>
         <w:rPr>
           <w:rFonts w:hint="eastAsia"/>
         </w:rPr>
-        <w:t>後臺</w:t>
-      </w:r>
+        <w:t>後</w:t>
+      </w:r>
+      <w:proofErr w:type="gramStart"/>
+      <w:r>
+        <w:rPr>
+          <w:rFonts w:hint="eastAsia"/>
+        </w:rPr>
+        <w:t>臺</w:t>
+      </w:r>
+      <w:proofErr w:type="gramEnd"/>
     </w:p>
     <w:p>
       <w:pPr>
@@ -161,117 +377,15 @@
       </w:r>
     </w:p>
     <w:p>
-      <w:pPr>
-        <w:pStyle w:val="3"/>
-      </w:pPr>
-      <w:r>
-        <w:rPr>
-          <w:rFonts w:hint="eastAsia"/>
-        </w:rPr>
-        <w:t>功能列</w:t>
-      </w:r>
-      <w:r>
-        <w:rPr>
-          <w:rFonts w:hint="eastAsia"/>
-        </w:rPr>
-        <w:t>調整為</w:t>
-      </w:r>
-      <w:r>
-        <w:t>三層式</w:t>
-      </w:r>
-      <w:r>
-        <w:rPr>
-          <w:rFonts w:hint="eastAsia"/>
-        </w:rPr>
-        <w:t>架構</w:t>
-      </w:r>
-      <w:r>
-        <w:rPr>
-          <w:rFonts w:hint="eastAsia"/>
-        </w:rPr>
-        <w:t>(</w:t>
-      </w:r>
-      <w:r>
-        <w:t>大類</w:t>
-      </w:r>
-      <w:r>
-        <w:rPr>
-          <w:rFonts w:hint="eastAsia"/>
-        </w:rPr>
-        <w:t>→</w:t>
-      </w:r>
-      <w:r>
-        <w:t>業務群組</w:t>
-      </w:r>
-      <w:r>
-        <w:rPr>
-          <w:rFonts w:hint="eastAsia"/>
-        </w:rPr>
-        <w:t>→</w:t>
-      </w:r>
-      <w:r>
-        <w:t>具體功能</w:t>
-      </w:r>
-      <w:r>
-        <w:rPr>
-          <w:rFonts w:hint="eastAsia"/>
-        </w:rPr>
-        <w:t>)</w:t>
-      </w:r>
-      <w:r>
-        <w:rPr>
-          <w:rFonts w:hint="eastAsia"/>
-        </w:rPr>
-        <w:t>。</w:t>
-      </w:r>
-    </w:p>
-    <w:p>
-      <w:pPr>
-        <w:pStyle w:val="3"/>
-        <w:rPr>
-          <w:rFonts w:hint="eastAsia"/>
-        </w:rPr>
-      </w:pPr>
-      <w:r>
-        <w:rPr>
-          <w:rFonts w:hint="eastAsia"/>
-        </w:rPr>
-        <w:t>導入手風琴式的開合</w:t>
-      </w:r>
-      <w:r>
-        <w:rPr>
-          <w:rFonts w:hint="eastAsia"/>
-        </w:rPr>
-        <w:t>，</w:t>
-      </w:r>
-      <w:r>
-        <w:t>僅展開當前操作的大類</w:t>
-      </w:r>
-      <w:r>
-        <w:rPr>
-          <w:rFonts w:hint="eastAsia"/>
-        </w:rPr>
-        <w:t>。</w:t>
-      </w:r>
-    </w:p>
-    <w:p>
-      <w:pPr>
-        <w:pStyle w:val="21"/>
-        <w:ind w:left="240" w:firstLine="480"/>
-        <w:rPr>
-          <w:rFonts w:hint="eastAsia"/>
-        </w:rPr>
-      </w:pPr>
       <w:r>
         <w:rPr>
           <w:noProof/>
         </w:rPr>
-        <w:lastRenderedPageBreak/>
         <w:drawing>
-          <wp:inline distT="0" distB="0" distL="0" distR="0" wp14:anchorId="5DB26716" wp14:editId="5EEEBA71">
+          <wp:inline distT="0" distB="0" distL="0" distR="0" wp14:anchorId="38F3DD12" wp14:editId="5C49C026">
             <wp:extent cx="5274310" cy="3224530"/>
             <wp:effectExtent l="0" t="0" r="2540" b="0"/>
-            <wp:docPr id="1657741133" name="圖片 1"/>
+            <wp:docPr id="920681990" name="圖片 1"/>
             <wp:cNvGraphicFramePr>
               <a:graphicFrameLocks xmlns:a="http://schemas.openxmlformats.org/drawingml/2006/main" noChangeAspect="1"/>
             </wp:cNvGraphicFramePr>
@@ -279,11 +393,11 @@
               <a:graphicData uri="http://schemas.openxmlformats.org/drawingml/2006/picture">
                 <pic:pic xmlns:pic="http://schemas.openxmlformats.org/drawingml/2006/picture">
                   <pic:nvPicPr>
-                    <pic:cNvPr id="1657741133" name=""/>
+                    <pic:cNvPr id="920681990" name=""/>
                     <pic:cNvPicPr/>
                   </pic:nvPicPr>
                   <pic:blipFill>
-                    <a:blip r:embed="rId6"/>
+                    <a:blip r:embed="rId7"/>
                     <a:stretch>
                       <a:fillRect/>
                     </a:stretch>
@@ -306,14 +420,452 @@
     </w:p>
     <w:p>
       <w:pPr>
+        <w:pStyle w:val="3"/>
+        <w:numPr>
+          <w:ilvl w:val="0"/>
+          <w:numId w:val="8"/>
+        </w:numPr>
+      </w:pPr>
+      <w:r>
+        <w:rPr>
+          <w:rFonts w:hint="eastAsia"/>
+        </w:rPr>
+        <w:t>功能列</w:t>
+      </w:r>
+      <w:r>
+        <w:rPr>
+          <w:rFonts w:hint="eastAsia"/>
+        </w:rPr>
+        <w:t>建議整體</w:t>
+      </w:r>
+      <w:r>
+        <w:rPr>
+          <w:rFonts w:hint="eastAsia"/>
+        </w:rPr>
+        <w:t>調整為</w:t>
+      </w:r>
+      <w:r>
+        <w:t>三層</w:t>
+      </w:r>
+      <w:r>
+        <w:rPr>
+          <w:rFonts w:hint="eastAsia"/>
+        </w:rPr>
+        <w:t>架構</w:t>
+      </w:r>
+      <w:r>
+        <w:rPr>
+          <w:rFonts w:hint="eastAsia"/>
+        </w:rPr>
+        <w:t>(</w:t>
+      </w:r>
+      <w:r>
+        <w:t>大類</w:t>
+      </w:r>
+      <w:r>
+        <w:rPr>
+          <w:rFonts w:hint="eastAsia"/>
+        </w:rPr>
+        <w:t>→</w:t>
+      </w:r>
+      <w:r>
+        <w:t>業務群組</w:t>
+      </w:r>
+      <w:r>
+        <w:rPr>
+          <w:rFonts w:hint="eastAsia"/>
+        </w:rPr>
+        <w:t>→</w:t>
+      </w:r>
+      <w:r>
+        <w:t>具體功能</w:t>
+      </w:r>
+      <w:r>
+        <w:rPr>
+          <w:rFonts w:hint="eastAsia"/>
+        </w:rPr>
+        <w:t>)</w:t>
+      </w:r>
+      <w:r>
+        <w:rPr>
+          <w:rFonts w:hint="eastAsia"/>
+        </w:rPr>
+        <w:t>。</w:t>
+      </w:r>
+    </w:p>
+    <w:tbl>
+      <w:tblPr>
+        <w:tblStyle w:val="af0"/>
+        <w:tblW w:w="0" w:type="auto"/>
+        <w:tblInd w:w="600" w:type="dxa"/>
+        <w:tblLook w:val="04A0" w:firstRow="1" w:lastRow="0" w:firstColumn="1" w:lastColumn="0" w:noHBand="0" w:noVBand="1"/>
+      </w:tblPr>
+      <w:tblGrid>
+        <w:gridCol w:w="1663"/>
+        <w:gridCol w:w="2694"/>
+        <w:gridCol w:w="3339"/>
+      </w:tblGrid>
+      <w:tr>
+        <w:tc>
+          <w:tcPr>
+            <w:tcW w:w="1663" w:type="dxa"/>
+          </w:tcPr>
+          <w:p>
+            <w:pPr>
+              <w:pStyle w:val="31"/>
+              <w:ind w:leftChars="0" w:left="0"/>
+              <w:rPr>
+                <w:rFonts w:hint="eastAsia"/>
+              </w:rPr>
+            </w:pPr>
+            <w:r>
+              <w:t>入園管理</w:t>
+            </w:r>
+          </w:p>
+        </w:tc>
+        <w:tc>
+          <w:tcPr>
+            <w:tcW w:w="2694" w:type="dxa"/>
+          </w:tcPr>
+          <w:p>
+            <w:pPr>
+              <w:pStyle w:val="31"/>
+              <w:ind w:leftChars="0" w:left="0"/>
+              <w:rPr>
+                <w:rFonts w:hint="eastAsia"/>
+              </w:rPr>
+            </w:pPr>
+            <w:r>
+              <w:rPr>
+                <w:rFonts w:hint="eastAsia"/>
+              </w:rPr>
+              <w:t>申</w:t>
+            </w:r>
+            <w:r>
+              <w:t>請單審核作業</w:t>
+            </w:r>
+          </w:p>
+        </w:tc>
+        <w:tc>
+          <w:tcPr>
+            <w:tcW w:w="3339" w:type="dxa"/>
+          </w:tcPr>
+          <w:p>
+            <w:pPr>
+              <w:pStyle w:val="31"/>
+              <w:ind w:leftChars="0" w:left="0"/>
+              <w:rPr>
+                <w:rFonts w:hint="eastAsia"/>
+              </w:rPr>
+            </w:pPr>
+            <w:proofErr w:type="gramStart"/>
+            <w:r>
+              <w:t>雪霸入園</w:t>
+            </w:r>
+            <w:proofErr w:type="gramEnd"/>
+            <w:r>
+              <w:t>申請審核</w:t>
+            </w:r>
+          </w:p>
+        </w:tc>
+      </w:tr>
+      <w:tr>
+        <w:tc>
+          <w:tcPr>
+            <w:tcW w:w="1663" w:type="dxa"/>
+          </w:tcPr>
+          <w:p>
+            <w:pPr>
+              <w:pStyle w:val="31"/>
+              <w:ind w:leftChars="0" w:left="0"/>
+              <w:rPr>
+                <w:rFonts w:hint="eastAsia"/>
+              </w:rPr>
+            </w:pPr>
+          </w:p>
+        </w:tc>
+        <w:tc>
+          <w:tcPr>
+            <w:tcW w:w="2694" w:type="dxa"/>
+          </w:tcPr>
+          <w:p>
+            <w:pPr>
+              <w:pStyle w:val="31"/>
+              <w:ind w:leftChars="0" w:left="0"/>
+              <w:rPr>
+                <w:rFonts w:hint="eastAsia"/>
+              </w:rPr>
+            </w:pPr>
+          </w:p>
+        </w:tc>
+        <w:tc>
+          <w:tcPr>
+            <w:tcW w:w="3339" w:type="dxa"/>
+          </w:tcPr>
+          <w:p>
+            <w:pPr>
+              <w:pStyle w:val="31"/>
+              <w:ind w:leftChars="0" w:left="0"/>
+              <w:rPr>
+                <w:rFonts w:hint="eastAsia"/>
+              </w:rPr>
+            </w:pPr>
+            <w:r>
+              <w:t>玉</w:t>
+            </w:r>
+            <w:proofErr w:type="gramStart"/>
+            <w:r>
+              <w:t>管處入園</w:t>
+            </w:r>
+            <w:proofErr w:type="gramEnd"/>
+            <w:r>
+              <w:t>資料審核</w:t>
+            </w:r>
+          </w:p>
+        </w:tc>
+      </w:tr>
+      <w:tr>
+        <w:tc>
+          <w:tcPr>
+            <w:tcW w:w="1663" w:type="dxa"/>
+          </w:tcPr>
+          <w:p>
+            <w:pPr>
+              <w:pStyle w:val="31"/>
+              <w:ind w:leftChars="0" w:left="0"/>
+              <w:rPr>
+                <w:rFonts w:hint="eastAsia"/>
+              </w:rPr>
+            </w:pPr>
+          </w:p>
+        </w:tc>
+        <w:tc>
+          <w:tcPr>
+            <w:tcW w:w="2694" w:type="dxa"/>
+          </w:tcPr>
+          <w:p>
+            <w:pPr>
+              <w:pStyle w:val="31"/>
+              <w:ind w:leftChars="0" w:left="0"/>
+              <w:rPr>
+                <w:rFonts w:hint="eastAsia"/>
+              </w:rPr>
+            </w:pPr>
+          </w:p>
+        </w:tc>
+        <w:tc>
+          <w:tcPr>
+            <w:tcW w:w="3339" w:type="dxa"/>
+          </w:tcPr>
+          <w:p>
+            <w:pPr>
+              <w:pStyle w:val="31"/>
+              <w:ind w:leftChars="0" w:left="0"/>
+              <w:rPr>
+                <w:rFonts w:hint="eastAsia"/>
+              </w:rPr>
+            </w:pPr>
+            <w:r>
+              <w:t>太</w:t>
+            </w:r>
+            <w:proofErr w:type="gramStart"/>
+            <w:r>
+              <w:t>管處入園</w:t>
+            </w:r>
+            <w:proofErr w:type="gramEnd"/>
+            <w:r>
+              <w:t>資料審核</w:t>
+            </w:r>
+          </w:p>
+        </w:tc>
+      </w:tr>
+      <w:tr>
+        <w:tc>
+          <w:tcPr>
+            <w:tcW w:w="1663" w:type="dxa"/>
+          </w:tcPr>
+          <w:p>
+            <w:pPr>
+              <w:pStyle w:val="31"/>
+              <w:ind w:leftChars="0" w:left="0"/>
+              <w:rPr>
+                <w:rFonts w:hint="eastAsia"/>
+              </w:rPr>
+            </w:pPr>
+          </w:p>
+        </w:tc>
+        <w:tc>
+          <w:tcPr>
+            <w:tcW w:w="2694" w:type="dxa"/>
+          </w:tcPr>
+          <w:p>
+            <w:pPr>
+              <w:pStyle w:val="31"/>
+              <w:ind w:leftChars="0" w:left="0"/>
+              <w:rPr>
+                <w:rFonts w:hint="eastAsia"/>
+              </w:rPr>
+            </w:pPr>
+          </w:p>
+        </w:tc>
+        <w:tc>
+          <w:tcPr>
+            <w:tcW w:w="3339" w:type="dxa"/>
+          </w:tcPr>
+          <w:p>
+            <w:pPr>
+              <w:pStyle w:val="31"/>
+              <w:ind w:leftChars="0" w:left="0"/>
+              <w:rPr>
+                <w:rFonts w:hint="eastAsia"/>
+              </w:rPr>
+            </w:pPr>
+            <w:r>
+              <w:t>……</w:t>
+            </w:r>
+          </w:p>
+        </w:tc>
+      </w:tr>
+      <w:tr>
+        <w:tc>
+          <w:tcPr>
+            <w:tcW w:w="1663" w:type="dxa"/>
+          </w:tcPr>
+          <w:p>
+            <w:pPr>
+              <w:pStyle w:val="31"/>
+              <w:ind w:leftChars="0" w:left="0"/>
+              <w:rPr>
+                <w:rFonts w:hint="eastAsia"/>
+              </w:rPr>
+            </w:pPr>
+          </w:p>
+        </w:tc>
+        <w:tc>
+          <w:tcPr>
+            <w:tcW w:w="2694" w:type="dxa"/>
+          </w:tcPr>
+          <w:p>
+            <w:pPr>
+              <w:pStyle w:val="31"/>
+              <w:ind w:leftChars="0" w:left="0"/>
+              <w:rPr>
+                <w:rFonts w:hint="eastAsia"/>
+              </w:rPr>
+            </w:pPr>
+            <w:r>
+              <w:t>抽籤與床位配置</w:t>
+            </w:r>
+          </w:p>
+        </w:tc>
+        <w:tc>
+          <w:tcPr>
+            <w:tcW w:w="3339" w:type="dxa"/>
+          </w:tcPr>
+          <w:p>
+            <w:pPr>
+              <w:pStyle w:val="31"/>
+              <w:ind w:leftChars="0" w:left="0"/>
+              <w:rPr>
+                <w:rFonts w:hint="eastAsia"/>
+              </w:rPr>
+            </w:pPr>
+            <w:r>
+              <w:t>外籍保留名額查詢</w:t>
+            </w:r>
+          </w:p>
+        </w:tc>
+      </w:tr>
+    </w:tbl>
+    <w:p>
+      <w:pPr>
+        <w:pStyle w:val="3"/>
+        <w:rPr>
+          <w:rFonts w:hint="eastAsia"/>
+        </w:rPr>
+      </w:pPr>
+      <w:r>
+        <w:rPr>
+          <w:rFonts w:hint="eastAsia"/>
+        </w:rPr>
+        <w:t>導入</w:t>
+      </w:r>
+      <w:proofErr w:type="gramStart"/>
+      <w:r>
+        <w:rPr>
+          <w:rFonts w:hint="eastAsia"/>
+        </w:rPr>
+        <w:t>手風琴式的開</w:t>
+      </w:r>
+      <w:proofErr w:type="gramEnd"/>
+      <w:r>
+        <w:rPr>
+          <w:rFonts w:hint="eastAsia"/>
+        </w:rPr>
+        <w:t>合</w:t>
+      </w:r>
+      <w:r>
+        <w:rPr>
+          <w:rFonts w:hint="eastAsia"/>
+        </w:rPr>
+        <w:t>，</w:t>
+      </w:r>
+      <w:r>
+        <w:t>僅展開當前操作的大類</w:t>
+      </w:r>
+      <w:r>
+        <w:rPr>
+          <w:rFonts w:hint="eastAsia"/>
+        </w:rPr>
+        <w:t>。</w:t>
+      </w:r>
+    </w:p>
+    <w:p>
+      <w:pPr>
+        <w:pStyle w:val="3"/>
+        <w:rPr>
+          <w:rFonts w:hint="eastAsia"/>
+        </w:rPr>
+      </w:pPr>
+      <w:r>
+        <w:rPr>
+          <w:rFonts w:hint="eastAsia"/>
+        </w:rPr>
+        <w:lastRenderedPageBreak/>
+        <w:t>因功能繁多，建議最上方加入搜尋框，方便查找</w:t>
+      </w:r>
+      <w:r>
+        <w:rPr>
+          <w:rFonts w:hint="eastAsia"/>
+        </w:rPr>
+        <w:t>(</w:t>
+      </w:r>
+      <w:r>
+        <w:rPr>
+          <w:rFonts w:hint="eastAsia"/>
+        </w:rPr>
+        <w:t>待確認是否針對</w:t>
+      </w:r>
+      <w:r>
+        <w:rPr>
+          <w:rFonts w:hint="eastAsia"/>
+        </w:rPr>
+        <w:t>各角色進行功能選單顯示區分</w:t>
+      </w:r>
+      <w:r>
+        <w:rPr>
+          <w:rFonts w:hint="eastAsia"/>
+        </w:rPr>
+        <w:t>)</w:t>
+      </w:r>
+    </w:p>
+    <w:p>
+      <w:pPr>
         <w:pStyle w:val="2"/>
         <w:numPr>
           <w:ilvl w:val="0"/>
           <w:numId w:val="3"/>
         </w:numPr>
-        <w:rPr>
-          <w:rFonts w:hint="eastAsia"/>
-        </w:rPr>
       </w:pPr>
     </w:p>
     <w:sectPr>
@@ -512,7 +1064,7 @@
   <w:abstractNum w:abstractNumId="2" w15:restartNumberingAfterBreak="0">
     <w:nsid w:val="447A3C62"/>
     <w:multiLevelType w:val="hybridMultilevel"/>
-    <w:tmpl w:val="E912F3AC"/>
+    <w:tmpl w:val="14542D64"/>
     <w:lvl w:ilvl="0" w:tplc="0254CBDA">
       <w:start w:val="1"/>
       <w:numFmt w:val="decimal"/>
@@ -615,6 +1167,30 @@
   </w:num>
   <w:num w:numId="4" w16cid:durableId="1025136243">
     <w:abstractNumId w:val="2"/>
+  </w:num>
+  <w:num w:numId="5" w16cid:durableId="824978468">
+    <w:abstractNumId w:val="2"/>
+    <w:lvlOverride w:ilvl="0">
+      <w:startOverride w:val="1"/>
+    </w:lvlOverride>
+  </w:num>
+  <w:num w:numId="6" w16cid:durableId="29188115">
+    <w:abstractNumId w:val="2"/>
+    <w:lvlOverride w:ilvl="0">
+      <w:startOverride w:val="1"/>
+    </w:lvlOverride>
+  </w:num>
+  <w:num w:numId="7" w16cid:durableId="1460028198">
+    <w:abstractNumId w:val="2"/>
+    <w:lvlOverride w:ilvl="0">
+      <w:startOverride w:val="1"/>
+    </w:lvlOverride>
+  </w:num>
+  <w:num w:numId="8" w16cid:durableId="1193884830">
+    <w:abstractNumId w:val="2"/>
+    <w:lvlOverride w:ilvl="0">
+      <w:startOverride w:val="1"/>
+    </w:lvlOverride>
   </w:num>
 </w:numbering>
 </file>
@@ -1547,6 +2123,57 @@
       <w:rFonts w:eastAsia="微軟正黑體"/>
     </w:rPr>
   </w:style>
+  <w:style w:type="paragraph" w:customStyle="1" w:styleId="31">
+    <w:name w:val="標題3_內文"/>
+    <w:basedOn w:val="21"/>
+    <w:qFormat/>
+    <w:rsid w:val="00B7614D"/>
+    <w:pPr>
+      <w:ind w:leftChars="250" w:left="250" w:firstLineChars="0" w:firstLine="0"/>
+    </w:pPr>
+  </w:style>
+  <w:style w:type="character" w:styleId="ae">
+    <w:name w:val="Hyperlink"/>
+    <w:basedOn w:val="a0"/>
+    <w:uiPriority w:val="99"/>
+    <w:unhideWhenUsed/>
+    <w:rsid w:val="00BA4DB8"/>
+    <w:rPr>
+      <w:color w:val="467886" w:themeColor="hyperlink"/>
+      <w:u w:val="single"/>
+    </w:rPr>
+  </w:style>
+  <w:style w:type="character" w:styleId="af">
+    <w:name w:val="Unresolved Mention"/>
+    <w:basedOn w:val="a0"/>
+    <w:uiPriority w:val="99"/>
+    <w:semiHidden/>
+    <w:unhideWhenUsed/>
+    <w:rsid w:val="00BA4DB8"/>
+    <w:rPr>
+      <w:color w:val="605E5C"/>
+      <w:shd w:val="clear" w:color="auto" w:fill="E1DFDD"/>
+    </w:rPr>
+  </w:style>
+  <w:style w:type="table" w:styleId="af0">
+    <w:name w:val="Table Grid"/>
+    <w:basedOn w:val="a1"/>
+    <w:uiPriority w:val="39"/>
+    <w:rsid w:val="004A74CA"/>
+    <w:pPr>
+      <w:spacing w:after="0" w:line="240" w:lineRule="auto"/>
+    </w:pPr>
+    <w:tblPr>
+      <w:tblBorders>
+        <w:top w:val="single" w:sz="4" w:space="0" w:color="auto"/>
+        <w:left w:val="single" w:sz="4" w:space="0" w:color="auto"/>
+        <w:bottom w:val="single" w:sz="4" w:space="0" w:color="auto"/>
+        <w:right w:val="single" w:sz="4" w:space="0" w:color="auto"/>
+        <w:insideH w:val="single" w:sz="4" w:space="0" w:color="auto"/>
+        <w:insideV w:val="single" w:sz="4" w:space="0" w:color="auto"/>
+      </w:tblBorders>
+    </w:tblPr>
+  </w:style>
 </w:styles>
 </file>
 
